--- a/docs/卒論(参考資料)/Supabase/Supabaseで使えるSQL/自身が認識しているパスワードが正しいかの確認方法.docx
+++ b/docs/卒論(参考資料)/Supabase/Supabaseで使えるSQL/自身が認識しているパスワードが正しいかの確認方法.docx
@@ -22,22 +22,47 @@
         <w:t>確認したい行のハッシュ値</w:t>
       </w:r>
       <w:r>
-        <w:t>' AS is_password_correct;</w:t>
+        <w:t xml:space="preserve">' AS </w:t>
+      </w:r>
+      <w:proofErr w:type="spellStart"/>
+      <w:r>
+        <w:t>is_password_correct</w:t>
+      </w:r>
+      <w:proofErr w:type="spellEnd"/>
+      <w:r>
+        <w:t>;</w:t>
       </w:r>
     </w:p>
     <w:p/>
     <w:p>
-      <w:pPr>
-        <w:rPr>
-          <w:rFonts w:hint="eastAsia"/>
-        </w:rPr>
-      </w:pPr>
-      <w:r>
-        <w:rPr>
-          <w:rFonts w:hint="eastAsia"/>
-        </w:rPr>
-        <w:t>出力された「is_password_correct」の値が「ture</w:t>
-      </w:r>
+      <w:r>
+        <w:rPr>
+          <w:rFonts w:hint="eastAsia"/>
+        </w:rPr>
+        <w:t>出力された「</w:t>
+      </w:r>
+      <w:proofErr w:type="spellStart"/>
+      <w:r>
+        <w:rPr>
+          <w:rFonts w:hint="eastAsia"/>
+        </w:rPr>
+        <w:t>is_password_correct</w:t>
+      </w:r>
+      <w:proofErr w:type="spellEnd"/>
+      <w:r>
+        <w:rPr>
+          <w:rFonts w:hint="eastAsia"/>
+        </w:rPr>
+        <w:t>」の値が「</w:t>
+      </w:r>
+      <w:proofErr w:type="spellStart"/>
+      <w:r>
+        <w:rPr>
+          <w:rFonts w:hint="eastAsia"/>
+        </w:rPr>
+        <w:t>ture</w:t>
+      </w:r>
+      <w:proofErr w:type="spellEnd"/>
       <w:r>
         <w:t>」</w:t>
       </w:r>
@@ -45,8 +70,293 @@
         <w:rPr>
           <w:rFonts w:hint="eastAsia"/>
         </w:rPr>
-        <w:t>か「ture」かで判断する。</w:t>
-      </w:r>
+        <w:t>か「</w:t>
+      </w:r>
+      <w:r>
+        <w:rPr>
+          <w:rFonts w:hint="eastAsia"/>
+        </w:rPr>
+        <w:t>false</w:t>
+      </w:r>
+      <w:r>
+        <w:rPr>
+          <w:rFonts w:hint="eastAsia"/>
+        </w:rPr>
+        <w:t>」かで判断する。</w:t>
+      </w:r>
+    </w:p>
+    <w:p/>
+    <w:p>
+      <w:pPr>
+        <w:rPr>
+          <w:rFonts w:hint="eastAsia"/>
+        </w:rPr>
+      </w:pPr>
+    </w:p>
+    <w:p>
+      <w:pPr>
+        <w:rPr>
+          <w:b/>
+          <w:bCs/>
+        </w:rPr>
+      </w:pPr>
+      <w:r>
+        <w:rPr>
+          <w:b/>
+          <w:bCs/>
+        </w:rPr>
+        <w:t>わかること</w:t>
+      </w:r>
+    </w:p>
+    <w:p>
+      <w:r>
+        <w:t>入力したパスワードが、その行に保存されているパスワードと</w:t>
+      </w:r>
+      <w:r>
+        <w:rPr>
+          <w:b/>
+          <w:bCs/>
+        </w:rPr>
+        <w:t>一致するかどうか</w:t>
+      </w:r>
+      <w:r>
+        <w:t>がわかります。結果は true（一致）か false（不一致）で返ります。</w:t>
+      </w:r>
+    </w:p>
+    <w:p>
+      <w:pPr>
+        <w:rPr>
+          <w:b/>
+          <w:bCs/>
+        </w:rPr>
+      </w:pPr>
+      <w:r>
+        <w:rPr>
+          <w:b/>
+          <w:bCs/>
+        </w:rPr>
+        <w:t>なぜそれでわかるのか</w:t>
+      </w:r>
+    </w:p>
+    <w:p>
+      <w:r>
+        <w:t>ポイントは、PostgreSQL（</w:t>
+      </w:r>
+      <w:proofErr w:type="spellStart"/>
+      <w:r>
+        <w:t>pgcrypto</w:t>
+      </w:r>
+      <w:proofErr w:type="spellEnd"/>
+      <w:r>
+        <w:t>）の crypt() の第2引数に</w:t>
+      </w:r>
+      <w:r>
+        <w:rPr>
+          <w:b/>
+          <w:bCs/>
+        </w:rPr>
+        <w:t>保存済みのハッシュ値そのもの</w:t>
+      </w:r>
+      <w:r>
+        <w:t>を渡していることです。</w:t>
+      </w:r>
+    </w:p>
+    <w:p>
+      <w:pPr>
+        <w:numPr>
+          <w:ilvl w:val="0"/>
+          <w:numId w:val="1"/>
+        </w:numPr>
+      </w:pPr>
+      <w:r>
+        <w:rPr>
+          <w:b/>
+          <w:bCs/>
+        </w:rPr>
+        <w:t>ハッシュ値の中に「作り方」が含まれている</w:t>
+      </w:r>
+      <w:r>
+        <w:br/>
+        <w:t xml:space="preserve">たとえば </w:t>
+      </w:r>
+      <w:proofErr w:type="spellStart"/>
+      <w:r>
+        <w:t>bcrypt</w:t>
+      </w:r>
+      <w:proofErr w:type="spellEnd"/>
+      <w:r>
+        <w:t xml:space="preserve"> のハッシュ $2a$06$abcdefghijklmnopqrstuv... には、アルゴリズム（2a = </w:t>
+      </w:r>
+      <w:proofErr w:type="spellStart"/>
+      <w:r>
+        <w:t>bcrypt</w:t>
+      </w:r>
+      <w:proofErr w:type="spellEnd"/>
+      <w:r>
+        <w:t>）、コスト（06）、ソルト（先頭22文字）が埋め込まれています。</w:t>
+      </w:r>
+    </w:p>
+    <w:p>
+      <w:pPr>
+        <w:numPr>
+          <w:ilvl w:val="0"/>
+          <w:numId w:val="1"/>
+        </w:numPr>
+      </w:pPr>
+      <w:r>
+        <w:rPr>
+          <w:b/>
+          <w:bCs/>
+        </w:rPr>
+        <w:lastRenderedPageBreak/>
+        <w:t>crypt() はそこからソルトと方式だけを取り出す</w:t>
+      </w:r>
+      <w:r>
+        <w:br/>
+        <w:t>第2引数を渡すと、crypt() は「同じアルゴリズム・同じソルト」で第1引数のパスワードをハッシュ化します。</w:t>
+      </w:r>
+    </w:p>
+    <w:p>
+      <w:pPr>
+        <w:numPr>
+          <w:ilvl w:val="0"/>
+          <w:numId w:val="1"/>
+        </w:numPr>
+      </w:pPr>
+      <w:r>
+        <w:rPr>
+          <w:b/>
+          <w:bCs/>
+        </w:rPr>
+        <w:t>同じパスワードなら同じハッシュになる</w:t>
+      </w:r>
+      <w:r>
+        <w:br/>
+        <w:t>ハッシュは同じ入力・同じソルトなら必ず同じ結果になります。そのため、正しいパスワードなら保存済みのハッシュと完全に一致し、= の比較が true になります。</w:t>
+      </w:r>
+    </w:p>
+    <w:p/>
+    <w:p>
+      <w:r>
+        <w:t xml:space="preserve">$2a$ </w:t>
+      </w:r>
+      <w:r>
+        <w:rPr>
+          <w:rFonts w:hint="eastAsia"/>
+        </w:rPr>
+        <w:t xml:space="preserve">　</w:t>
+      </w:r>
+      <w:r>
+        <w:t xml:space="preserve">10 </w:t>
+      </w:r>
+      <w:r>
+        <w:rPr>
+          <w:rFonts w:hint="eastAsia"/>
+        </w:rPr>
+        <w:t xml:space="preserve">　</w:t>
+      </w:r>
+      <w:r>
+        <w:t xml:space="preserve">$ </w:t>
+      </w:r>
+      <w:r>
+        <w:rPr>
+          <w:rFonts w:hint="eastAsia"/>
+        </w:rPr>
+        <w:t xml:space="preserve">　</w:t>
+      </w:r>
+      <w:r>
+        <w:t>N9qo8uLOickgx2ZMRZoMye . IjZAgcfl7p92ldGxad68LJZdL17lhWy</w:t>
+      </w:r>
+    </w:p>
+    <w:p>
+      <w:r>
+        <w:t xml:space="preserve"> ↑    ↑        </w:t>
+      </w:r>
+      <w:r>
+        <w:rPr>
+          <w:rFonts w:hint="eastAsia"/>
+        </w:rPr>
+        <w:t xml:space="preserve">　</w:t>
+      </w:r>
+      <w:r>
+        <w:t xml:space="preserve">↑                          </w:t>
+      </w:r>
+      <w:r>
+        <w:rPr>
+          <w:rFonts w:hint="eastAsia"/>
+        </w:rPr>
+        <w:t xml:space="preserve">　　</w:t>
+      </w:r>
+      <w:r>
+        <w:t>↑</w:t>
+      </w:r>
+    </w:p>
+    <w:p>
+      <w:r>
+        <w:t xml:space="preserve"> |    </w:t>
+      </w:r>
+      <w:r>
+        <w:rPr>
+          <w:rFonts w:hint="eastAsia"/>
+        </w:rPr>
+        <w:t xml:space="preserve">　</w:t>
+      </w:r>
+      <w:r>
+        <w:t xml:space="preserve">|     </w:t>
+      </w:r>
+      <w:r>
+        <w:rPr>
+          <w:rFonts w:hint="eastAsia"/>
+        </w:rPr>
+        <w:t xml:space="preserve">　</w:t>
+      </w:r>
+      <w:r>
+        <w:t xml:space="preserve">ソルト(22文字)            </w:t>
+      </w:r>
+      <w:r>
+        <w:rPr>
+          <w:rFonts w:hint="eastAsia"/>
+        </w:rPr>
+        <w:t xml:space="preserve">　</w:t>
+      </w:r>
+      <w:r>
+        <w:t>ハッシュ値(31文字)</w:t>
+      </w:r>
+    </w:p>
+    <w:p>
+      <w:r>
+        <w:t xml:space="preserve"> |    </w:t>
+      </w:r>
+      <w:r>
+        <w:rPr>
+          <w:rFonts w:hint="eastAsia"/>
+        </w:rPr>
+        <w:t xml:space="preserve">　</w:t>
+      </w:r>
+      <w:r>
+        <w:t>└─ コスト係数</w:t>
+      </w:r>
+    </w:p>
+    <w:p>
+      <w:r>
+        <w:t xml:space="preserve"> └─ アルゴリズム識別子(</w:t>
+      </w:r>
+      <w:proofErr w:type="spellStart"/>
+      <w:r>
+        <w:t>bcrypt</w:t>
+      </w:r>
+      <w:proofErr w:type="spellEnd"/>
+      <w:r>
+        <w:t>)</w:t>
+      </w:r>
+    </w:p>
+    <w:p/>
+    <w:p>
+      <w:pPr>
+        <w:rPr>
+          <w:rFonts w:hint="eastAsia"/>
+        </w:rPr>
+      </w:pPr>
     </w:p>
     <w:sectPr>
       <w:pgSz w:w="11906" w:h="16838"/>
@@ -106,6 +416,127 @@
     </w:p>
   </w:footnote>
 </w:footnotes>
+</file>
+
+<file path=word/numbering.xml><?xml version="1.0" encoding="utf-8"?>
+<w:numbering xmlns:wpc="http://schemas.microsoft.com/office/word/2010/wordprocessingCanvas" xmlns:cx="http://schemas.microsoft.com/office/drawing/2014/chartex" xmlns:cx1="http://schemas.microsoft.com/office/drawing/2015/9/8/chartex" xmlns:cx2="http://schemas.microsoft.com/office/drawing/2015/10/21/chartex" xmlns:cx3="http://schemas.microsoft.com/office/drawing/2016/5/9/chartex" xmlns:cx4="http://schemas.microsoft.com/office/drawing/2016/5/10/chartex" xmlns:cx5="http://schemas.microsoft.com/office/drawing/2016/5/11/chartex" xmlns:cx6="http://schemas.microsoft.com/office/drawing/2016/5/12/chartex" xmlns:cx7="http://schemas.microsoft.com/office/drawing/2016/5/13/chartex" xmlns:cx8="http://schemas.microsoft.com/office/drawing/2016/5/14/chartex" xmlns:mc="http://schemas.openxmlformats.org/markup-compatibility/2006" xmlns:aink="http://schemas.microsoft.com/office/drawing/2016/ink" xmlns:am3d="http://schemas.microsoft.com/office/drawing/2017/model3d" xmlns:o="urn:schemas-microsoft-com:office:office" xmlns:oel="http://schemas.microsoft.com/office/2019/extlst" xmlns:r="http://schemas.openxmlformats.org/officeDocument/2006/relationships" xmlns:m="http://schemas.openxmlformats.org/officeDocument/2006/math" xmlns:v="urn:schemas-microsoft-com:vml" xmlns:wp14="http://schemas.microsoft.com/office/word/2010/wordprocessingDrawing" xmlns:wp="http://schemas.openxmlformats.org/drawingml/2006/wordprocessingDrawing" xmlns:w10="urn:schemas-microsoft-com:office:word" xmlns:w="http://schemas.openxmlformats.org/wordprocessingml/2006/main" xmlns:w14="http://schemas.microsoft.com/office/word/2010/wordml" xmlns:w15="http://schemas.microsoft.com/office/word/2012/wordml" xmlns:w16cex="http://schemas.microsoft.com/office/word/2018/wordml/cex" xmlns:w16cid="http://schemas.microsoft.com/office/word/2016/wordml/cid" xmlns:w16="http://schemas.microsoft.com/office/word/2018/wordml" xmlns:w16sdtdh="http://schemas.microsoft.com/office/word/2020/wordml/sdtdatahash" xmlns:w16se="http://schemas.microsoft.com/office/word/2015/wordml/symex" xmlns:wpg="http://schemas.microsoft.com/office/word/2010/wordprocessingGroup" xmlns:wpi="http://schemas.microsoft.com/office/word/2010/wordprocessingInk" xmlns:wne="http://schemas.microsoft.com/office/word/2006/wordml" xmlns:wps="http://schemas.microsoft.com/office/word/2010/wordprocessingShape" mc:Ignorable="w14 w15 w16se w16cid w16 w16cex w16sdtdh wp14">
+  <w:abstractNum w:abstractNumId="0" w15:restartNumberingAfterBreak="0">
+    <w:nsid w:val="3294224E"/>
+    <w:multiLevelType w:val="multilevel"/>
+    <w:tmpl w:val="9F8C3972"/>
+    <w:lvl w:ilvl="0">
+      <w:start w:val="1"/>
+      <w:numFmt w:val="decimal"/>
+      <w:lvlText w:val="%1."/>
+      <w:lvlJc w:val="left"/>
+      <w:pPr>
+        <w:tabs>
+          <w:tab w:val="num" w:pos="720"/>
+        </w:tabs>
+        <w:ind w:left="720" w:hanging="360"/>
+      </w:pPr>
+    </w:lvl>
+    <w:lvl w:ilvl="1" w:tentative="1">
+      <w:start w:val="1"/>
+      <w:numFmt w:val="decimal"/>
+      <w:lvlText w:val="%2."/>
+      <w:lvlJc w:val="left"/>
+      <w:pPr>
+        <w:tabs>
+          <w:tab w:val="num" w:pos="1440"/>
+        </w:tabs>
+        <w:ind w:left="1440" w:hanging="360"/>
+      </w:pPr>
+    </w:lvl>
+    <w:lvl w:ilvl="2" w:tentative="1">
+      <w:start w:val="1"/>
+      <w:numFmt w:val="decimal"/>
+      <w:lvlText w:val="%3."/>
+      <w:lvlJc w:val="left"/>
+      <w:pPr>
+        <w:tabs>
+          <w:tab w:val="num" w:pos="2160"/>
+        </w:tabs>
+        <w:ind w:left="2160" w:hanging="360"/>
+      </w:pPr>
+    </w:lvl>
+    <w:lvl w:ilvl="3" w:tentative="1">
+      <w:start w:val="1"/>
+      <w:numFmt w:val="decimal"/>
+      <w:lvlText w:val="%4."/>
+      <w:lvlJc w:val="left"/>
+      <w:pPr>
+        <w:tabs>
+          <w:tab w:val="num" w:pos="2880"/>
+        </w:tabs>
+        <w:ind w:left="2880" w:hanging="360"/>
+      </w:pPr>
+    </w:lvl>
+    <w:lvl w:ilvl="4" w:tentative="1">
+      <w:start w:val="1"/>
+      <w:numFmt w:val="decimal"/>
+      <w:lvlText w:val="%5."/>
+      <w:lvlJc w:val="left"/>
+      <w:pPr>
+        <w:tabs>
+          <w:tab w:val="num" w:pos="3600"/>
+        </w:tabs>
+        <w:ind w:left="3600" w:hanging="360"/>
+      </w:pPr>
+    </w:lvl>
+    <w:lvl w:ilvl="5" w:tentative="1">
+      <w:start w:val="1"/>
+      <w:numFmt w:val="decimal"/>
+      <w:lvlText w:val="%6."/>
+      <w:lvlJc w:val="left"/>
+      <w:pPr>
+        <w:tabs>
+          <w:tab w:val="num" w:pos="4320"/>
+        </w:tabs>
+        <w:ind w:left="4320" w:hanging="360"/>
+      </w:pPr>
+    </w:lvl>
+    <w:lvl w:ilvl="6" w:tentative="1">
+      <w:start w:val="1"/>
+      <w:numFmt w:val="decimal"/>
+      <w:lvlText w:val="%7."/>
+      <w:lvlJc w:val="left"/>
+      <w:pPr>
+        <w:tabs>
+          <w:tab w:val="num" w:pos="5040"/>
+        </w:tabs>
+        <w:ind w:left="5040" w:hanging="360"/>
+      </w:pPr>
+    </w:lvl>
+    <w:lvl w:ilvl="7" w:tentative="1">
+      <w:start w:val="1"/>
+      <w:numFmt w:val="decimal"/>
+      <w:lvlText w:val="%8."/>
+      <w:lvlJc w:val="left"/>
+      <w:pPr>
+        <w:tabs>
+          <w:tab w:val="num" w:pos="5760"/>
+        </w:tabs>
+        <w:ind w:left="5760" w:hanging="360"/>
+      </w:pPr>
+    </w:lvl>
+    <w:lvl w:ilvl="8" w:tentative="1">
+      <w:start w:val="1"/>
+      <w:numFmt w:val="decimal"/>
+      <w:lvlText w:val="%9."/>
+      <w:lvlJc w:val="left"/>
+      <w:pPr>
+        <w:tabs>
+          <w:tab w:val="num" w:pos="6480"/>
+        </w:tabs>
+        <w:ind w:left="6480" w:hanging="360"/>
+      </w:pPr>
+    </w:lvl>
+  </w:abstractNum>
+  <w:num w:numId="1" w16cid:durableId="341933707">
+    <w:abstractNumId w:val="0"/>
+  </w:num>
+</w:numbering>
 </file>
 
 <file path=word/styles.xml><?xml version="1.0" encoding="utf-8"?>
@@ -712,7 +1143,6 @@
   <w:style w:type="character" w:default="1" w:styleId="a0">
     <w:name w:val="Default Paragraph Font"/>
     <w:uiPriority w:val="1"/>
-    <w:semiHidden/>
     <w:unhideWhenUsed/>
   </w:style>
   <w:style w:type="table" w:default="1" w:styleId="a1">
